--- a/研究進捗報告/2026_AE＿植木研＿8125517＿柴崎陸.docx
+++ b/研究進捗報告/2026_AE＿植木研＿8125517＿柴崎陸.docx
@@ -1172,19 +1172,10 @@
             </w:r>
           </w:p>
           <w:p>
-            <w:r>
-              <w:t xml:space="preserve">【方法】週1回開催の研究室ミーティングにて個別の研究進捗の簡易報告を行い、月1回程度の進捗プレゼンテーションを通じて研究進捗管理を行う。報告に応じてディスカッションを行い、評価指標、モデル比較、説明性評価、修士論文としての主張の整理についてフィードバックを与え、計画達成を目指す。</w:t>
-            </w:r>
-          </w:p>
-          <w:p>
-            <w:r>
-              <w:t xml:space="preserve">【内容】研究計画に対して進捗状況をヒアリングしながら、入力データの前処理、モデルの学習条件、評価指標、ONB近傍の検知性能、説明性評価の妥当性を段階的に確認する。遂行が困難であることが判明した項目については、ディスカッションを通じて研究アプローチや評価条件の見直しを検討する。</w:t>
-            </w:r>
-          </w:p>
-          <w:p>
-            <w:r>
-              <w:t xml:space="preserve">【計画】7月頃までに評価指標およびモデル比較条件を整理し、CNN系、CNN+Transformer系、RandomForest系の各モデルのチューニングと基礎評価を進める。秋頃には、ノイズ条件や周波数条件を含む性能評価と、SHAP、Grad-CAM、Integrated Gradients、Attention、時間・周波数マスク等による説明性評価を進める。12月頃には主要結果を整理し、2027年1～3月期には修士論文の執筆、発表準備、最終的な結果の確認を行う計画である。</w:t>
-            </w:r>
+          </w:p>
+          <w:p>
+          </w:p>
+          <w:p>
           </w:p>
           <w:p/>
           <w:p/>

--- a/研究進捗報告/2026_AE＿植木研＿8125517＿柴崎陸.docx
+++ b/研究進捗報告/2026_AE＿植木研＿8125517＿柴崎陸.docx
@@ -94,7 +94,7 @@
                 <v:stroke joinstyle="miter"/>
                 <v:path gradientshapeok="t" o:connecttype="rect"/>
               </v:shapetype>
-              <v:shape id="Text Box 4" o:spid="_x0000_s1026" type="#_x0000_t202" style="position:absolute;left:0;text-align:left;margin-left:488.25pt;margin-top:0;width:36.75pt;height:14.3pt;z-index:251657728;visibility:visible;mso-wrap-style:square;mso-width-percent:0;mso-height-percent:0;mso-wrap-distance-left:9pt;mso-wrap-distance-top:0;mso-wrap-distance-right:9pt;mso-wrap-distance-bottom:0;mso-position-horizontal:absolute;mso-position-horizontal-relative:text;mso-position-vertical:absolute;mso-position-vertical-relative:text;mso-width-percent:0;mso-height-percent:0;mso-width-relative:page;mso-height-relative:page;v-text-anchor:top" o:gfxdata="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">
+              <v:shape id="Text Box 4" o:spid="_x0000_s1026" type="#_x0000_t202" style="position:absolute;left:0;text-align:left;margin-left:488.25pt;margin-top:0;width:36.75pt;height:14.3pt;z-index:251657728;visibility:visible;mso-wrap-style:square;mso-width-percent:0;mso-height-percent:0;mso-wrap-distance-left:9pt;mso-wrap-distance-top:0;mso-wrap-distance-right:9pt;mso-wrap-distance-bottom:0;mso-position-horizontal:absolute;mso-position-horizontal-relative:text;mso-position-vertical:absolute;mso-position-vertical-relative:text;mso-width-percent:0;mso-height-percent:0;mso-width-relative:page;mso-height-relative:page;v-text-anchor:top" o:gfxdata="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">
                 <v:textbox inset="5.85pt,.7pt,5.85pt,.7pt">
                   <w:txbxContent>
                     <w:p>
@@ -122,7 +122,10 @@
         </w:rPr>
       </w:pPr>
       <w:r>
-        <w:t xml:space="preserve">2026年度　東京理科大学大学院　研究指導計画書</w:t>
+        <w:t>2026</w:t>
+      </w:r>
+      <w:r>
+        <w:t>年度　東京理科大学大学院　研究指導計画書</w:t>
       </w:r>
     </w:p>
     <w:p>
@@ -132,7 +135,22 @@
         <w:jc w:val="right"/>
       </w:pPr>
       <w:r>
-        <w:t xml:space="preserve">2026年　　6月　　19日作成</w:t>
+        <w:t>2026</w:t>
+      </w:r>
+      <w:r>
+        <w:t xml:space="preserve">年　　</w:t>
+      </w:r>
+      <w:r>
+        <w:t>6</w:t>
+      </w:r>
+      <w:r>
+        <w:t xml:space="preserve">月　　</w:t>
+      </w:r>
+      <w:r>
+        <w:t>19</w:t>
+      </w:r>
+      <w:r>
+        <w:t>日作成</w:t>
       </w:r>
     </w:p>
     <w:p>
@@ -707,7 +725,10 @@
               <w:jc w:val="center"/>
             </w:pPr>
             <w:r>
-              <w:t xml:space="preserve">2年</w:t>
+              <w:t>2</w:t>
+            </w:r>
+            <w:r>
+              <w:t>年</w:t>
             </w:r>
           </w:p>
         </w:tc>
@@ -750,7 +771,7 @@
               <w:jc w:val="center"/>
             </w:pPr>
             <w:r>
-              <w:t xml:space="preserve">音響スペクトログラムの熱流束回帰に基づくプール沸騰開始点近傍の早期検知と説明性評価</w:t>
+              <w:t>音響スペクトログラムの熱流束回帰に基づくプール沸騰開始点近傍の早期検知と説明性評価</w:t>
             </w:r>
           </w:p>
         </w:tc>
@@ -1056,7 +1077,52 @@
           </w:p>
           <w:p>
             <w:r>
-              <w:t xml:space="preserve">研究計画：本研究の目的は、プール沸騰実験で得られる音響信号から熱流束を回帰予測し、その予測値を用いて沸騰開始点近傍を早期に検知できる手法を構築するとともに、モデルが利用している時間・周波数特徴を物理現象と対応づけて説明できるようにすることである。学部研究では、音響スペクトログラムを用いた熱流束回帰とONB閾値による沸騰発生検知の基本的成立性を示した。修士2年次では、この流れを発展させ、複数モデルを同一条件で調整・評価し、性能だけでなく説明性とONB近傍での信頼性まで含めて比較することを目指す。具体的には以下の3点の達成を目標とする。</w:t>
+              <w:t>研究計画：本研究の目的は、プール沸騰実験で得られる音響信号から熱流束を回帰予測し、その予測値を用いて沸騰開始点近傍を早期に検知できる手法を構築するとともに、モデルが利用している時間・周波数特徴を物理現象と対応づけて説明できるようにすることである。学部研究では、音響スペクトログラムを用いた熱流束回帰と</w:t>
+            </w:r>
+            <w:r>
+              <w:t>ONB</w:t>
+            </w:r>
+            <w:r>
+              <w:t>閾値による沸騰発生検知の基本的成立性を示した。修士</w:t>
+            </w:r>
+            <w:r>
+              <w:t>2</w:t>
+            </w:r>
+            <w:r>
+              <w:t>年次では、この流れを発展させ、複数モデルを同一条件で調整・評価し、性能だけでなく</w:t>
+            </w:r>
+            <w:r>
+              <w:rPr>
+                <w:rFonts w:hint="eastAsia"/>
+              </w:rPr>
+              <w:t>生成</w:t>
+            </w:r>
+            <w:r>
+              <w:rPr>
+                <w:rFonts w:hint="eastAsia"/>
+              </w:rPr>
+              <w:t>AI</w:t>
+            </w:r>
+            <w:r>
+              <w:rPr>
+                <w:rFonts w:hint="eastAsia"/>
+              </w:rPr>
+              <w:t>の出力に対する</w:t>
+            </w:r>
+            <w:r>
+              <w:t>説明性と</w:t>
+            </w:r>
+            <w:r>
+              <w:t>ONB</w:t>
+            </w:r>
+            <w:r>
+              <w:t>近傍での信頼性まで含めて比較することを目指す。具体的には以下の</w:t>
+            </w:r>
+            <w:r>
+              <w:t>3</w:t>
+            </w:r>
+            <w:r>
+              <w:t>点の達成を目標とする。</w:t>
             </w:r>
           </w:p>
           <w:p>
@@ -1069,7 +1135,32 @@
               <w:ind w:leftChars="0"/>
             </w:pPr>
             <w:r>
-              <w:t xml:space="preserve">CNN系、CNN+Transformer系、RandomForest系の各モデルについて、入力前処理、学習条件、評価条件を整理し、熱流束回帰およびONB近傍検知の性能を同一条件で比較する。</w:t>
+              <w:t>CNN</w:t>
+            </w:r>
+            <w:r>
+              <w:t>系、</w:t>
+            </w:r>
+            <w:proofErr w:type="spellStart"/>
+            <w:r>
+              <w:t>CNN+Transformer</w:t>
+            </w:r>
+            <w:proofErr w:type="spellEnd"/>
+            <w:r>
+              <w:t>系、</w:t>
+            </w:r>
+            <w:proofErr w:type="spellStart"/>
+            <w:r>
+              <w:t>RandomForest</w:t>
+            </w:r>
+            <w:proofErr w:type="spellEnd"/>
+            <w:r>
+              <w:t>系の各モデルについて、入力前処理、学習条件、評価条件を整理し、熱流束回帰および</w:t>
+            </w:r>
+            <w:r>
+              <w:t>ONB</w:t>
+            </w:r>
+            <w:r>
+              <w:t>近傍検知の性能を同一条件で比較する。</w:t>
             </w:r>
           </w:p>
           <w:p>
@@ -1082,7 +1173,19 @@
               <w:ind w:leftChars="0"/>
             </w:pPr>
             <w:r>
-              <w:t xml:space="preserve">予測熱流束に基づくONB近傍の早期検知性能を、全体回帰精度だけでなく、ONB近傍誤差、見逃し率、検知遅れ、ノイズ条件下での安定性の観点から評価する。</w:t>
+              <w:t>予測熱流束に基づく</w:t>
+            </w:r>
+            <w:r>
+              <w:t>ONB</w:t>
+            </w:r>
+            <w:r>
+              <w:t>近傍の早期検知性能を、全体回帰精度だけでなく、</w:t>
+            </w:r>
+            <w:r>
+              <w:t>ONB</w:t>
+            </w:r>
+            <w:r>
+              <w:t>近傍誤差、見逃し率、検知遅れ、ノイズ条件下での安定性の観点から評価する。</w:t>
             </w:r>
           </w:p>
           <w:p>
@@ -1095,7 +1198,28 @@
               <w:ind w:leftChars="0"/>
             </w:pPr>
             <w:r>
-              <w:t xml:space="preserve">Grad-CAM、Integrated Gradients、Attention、SHAP、時間・周波数マスクなどを用いて、各モデルが熱流束予測に利用している特徴を可視化・定量化し、沸騰現象に関係する特徴と対応しているかを検討する。</w:t>
+              <w:t>Grad-CAM</w:t>
+            </w:r>
+            <w:r>
+              <w:t>、</w:t>
+            </w:r>
+            <w:r>
+              <w:t>Integrated Gradients</w:t>
+            </w:r>
+            <w:r>
+              <w:t>、</w:t>
+            </w:r>
+            <w:r>
+              <w:t>Attention</w:t>
+            </w:r>
+            <w:r>
+              <w:t>、</w:t>
+            </w:r>
+            <w:r>
+              <w:t>SHAP</w:t>
+            </w:r>
+            <w:r>
+              <w:t>、時間・周波数マスクなどを用いて、各モデルが熱流束予測に利用している特徴を可視化・定量化し、沸騰現象に関係する特徴と対応しているかを検討する。</w:t>
             </w:r>
           </w:p>
           <w:p>
@@ -1103,7 +1227,164 @@
               <w:ind w:firstLineChars="100" w:firstLine="210"/>
             </w:pPr>
             <w:r>
-              <w:t xml:space="preserve">本研究は、上記の目的を達成するため、以下の計画で進める。まず、音響データから作成したSTFTスペクトログラムおよび.npy形式の特徴量について、入力形状、log変換、標準化、周波数上限、ノイズ条件などの前処理を整理し、各モデルが同一条件で比較できる評価環境を整える。次に、CNN系、CNN+Transformer系、RandomForest系の各モデルについて、学習率、batch size、early stopping、PCAの有無などを調整し、熱流束回帰性能とONB閾値による検知性能を評価する。この際、平均的なR2やRMSEだけでなく、予測-実測散布図、残差、熱流束帯別誤差、ONB近傍の見逃しや検知遅れを確認し、モデルの性能を詳細に比較する。さらに、RandomForestではSHAPや周波数帯マスク、CNN系ではGrad-CAMやIntegrated Gradients、CNN+Transformer系ではAttentionや時間パッチマスクを用い、各モデルがどの時間・周波数領域を根拠として熱流束を予測しているかを評価する。最終的には、性能、ノイズ条件下での安定性、ONB近傍での早期検知性、説明性を総合的に比較し、必要に応じてアンサンブル統合による性能および安定性の向上も検討する。これにより、音響信号に基づくプール沸騰開始点近傍検知において、どの入力表現およびモデル構成が信頼できる判断根拠を持つかを整理する。</w:t>
+              <w:t>本研究は、上記の目的を達成するため、以下の計画で進める。まず、音響データから作成した</w:t>
+            </w:r>
+            <w:r>
+              <w:t>STFT</w:t>
+            </w:r>
+            <w:r>
+              <w:t>スペクトログラムおよび</w:t>
+            </w:r>
+            <w:r>
+              <w:t>.</w:t>
+            </w:r>
+            <w:proofErr w:type="spellStart"/>
+            <w:r>
+              <w:t>npy</w:t>
+            </w:r>
+            <w:proofErr w:type="spellEnd"/>
+            <w:r>
+              <w:t>形式の特徴量について、入力形状、</w:t>
+            </w:r>
+            <w:r>
+              <w:t>log</w:t>
+            </w:r>
+            <w:r>
+              <w:t>変換、標準化、周波数上限、ノイズ条件などの前処理を整理し、各モデルが同一条件で比較できる評価環境を整える。次に、</w:t>
+            </w:r>
+            <w:r>
+              <w:t>CNN</w:t>
+            </w:r>
+            <w:r>
+              <w:t>系、</w:t>
+            </w:r>
+            <w:proofErr w:type="spellStart"/>
+            <w:r>
+              <w:t>CNN+Transformer</w:t>
+            </w:r>
+            <w:proofErr w:type="spellEnd"/>
+            <w:r>
+              <w:t>系、</w:t>
+            </w:r>
+            <w:proofErr w:type="spellStart"/>
+            <w:r>
+              <w:t>RandomForest</w:t>
+            </w:r>
+            <w:proofErr w:type="spellEnd"/>
+            <w:r>
+              <w:t>系の各モデルについて、熱流束回帰性能と</w:t>
+            </w:r>
+            <w:r>
+              <w:t>ONB</w:t>
+            </w:r>
+            <w:r>
+              <w:t>閾値による検知性能を評価する。この際、平均的な</w:t>
+            </w:r>
+            <w:r>
+              <w:t>R2</w:t>
+            </w:r>
+            <w:r>
+              <w:t>や</w:t>
+            </w:r>
+            <w:r>
+              <w:t>RMSE</w:t>
+            </w:r>
+            <w:r>
+              <w:t>だけでなく、予測</w:t>
+            </w:r>
+            <w:r>
+              <w:t>-</w:t>
+            </w:r>
+            <w:r>
+              <w:t>実測散布図、残差、熱流束帯別誤差、</w:t>
+            </w:r>
+            <w:r>
+              <w:t>ONB</w:t>
+            </w:r>
+            <w:r>
+              <w:t>近傍の見逃しや検知遅れ</w:t>
+            </w:r>
+            <w:r>
+              <w:rPr>
+                <w:rFonts w:hint="eastAsia"/>
+              </w:rPr>
+              <w:t>等</w:t>
+            </w:r>
+            <w:r>
+              <w:t>を確認し、モデルの性能を詳細に比較する。さらに、</w:t>
+            </w:r>
+            <w:proofErr w:type="spellStart"/>
+            <w:r>
+              <w:t>RandomForest</w:t>
+            </w:r>
+            <w:proofErr w:type="spellEnd"/>
+            <w:r>
+              <w:t>では</w:t>
+            </w:r>
+            <w:r>
+              <w:t>SHAP</w:t>
+            </w:r>
+            <w:r>
+              <w:t>や周波数帯マスク、</w:t>
+            </w:r>
+            <w:r>
+              <w:t>CNN</w:t>
+            </w:r>
+            <w:r>
+              <w:t>系では</w:t>
+            </w:r>
+            <w:r>
+              <w:t>Grad-CAM</w:t>
+            </w:r>
+            <w:r>
+              <w:t>や</w:t>
+            </w:r>
+            <w:r>
+              <w:t>Integrated Gradients</w:t>
+            </w:r>
+            <w:r>
+              <w:t>、</w:t>
+            </w:r>
+            <w:proofErr w:type="spellStart"/>
+            <w:r>
+              <w:t>CNN+Transformer</w:t>
+            </w:r>
+            <w:proofErr w:type="spellEnd"/>
+            <w:r>
+              <w:t>系では</w:t>
+            </w:r>
+            <w:r>
+              <w:t>Attention</w:t>
+            </w:r>
+            <w:r>
+              <w:t>や時間パッチマスク</w:t>
+            </w:r>
+            <w:r>
+              <w:rPr>
+                <w:rFonts w:hint="eastAsia"/>
+              </w:rPr>
+              <w:t>等の各モデルに適した説明性指標</w:t>
+            </w:r>
+            <w:r>
+              <w:t>を用い、</w:t>
+            </w:r>
+            <w:r>
+              <w:rPr>
+                <w:rFonts w:hint="eastAsia"/>
+              </w:rPr>
+              <w:t>それぞれが</w:t>
+            </w:r>
+            <w:r>
+              <w:t>どの時間・周波数領域を根拠として熱流束を予測しているかを評価する。最終的には、性能、ノイズ条件下での安定性、</w:t>
+            </w:r>
+            <w:r>
+              <w:t>ONB</w:t>
+            </w:r>
+            <w:r>
+              <w:t>近傍での早期検知性、説明性を総合的に比較し、アンサンブルによる性能および安定性の向上も検討する。</w:t>
+            </w:r>
+            <w:r>
+              <w:t>以上の比較を通じて、ノイズ条件下でも沸騰開始点近傍を安定して早期に検知でき、かつその判断根拠を沸騰現象と対応づけて説明できる入力表現とモデル構成を明らかにする。これにより、音響信号に基づく非接触かつ説明可能な沸騰検知の実現可能性を示す。</w:t>
             </w:r>
           </w:p>
           <w:p/>
@@ -1171,12 +1452,9 @@
               <w:t>指導教員が記入）</w:t>
             </w:r>
           </w:p>
-          <w:p>
-          </w:p>
-          <w:p>
-          </w:p>
-          <w:p>
-          </w:p>
+          <w:p/>
+          <w:p/>
+          <w:p/>
           <w:p/>
           <w:p/>
           <w:p/>
@@ -2401,7 +2679,6 @@
   <w:style w:type="character" w:default="1" w:styleId="a0">
     <w:name w:val="Default Paragraph Font"/>
     <w:uiPriority w:val="1"/>
-    <w:semiHidden/>
     <w:unhideWhenUsed/>
   </w:style>
   <w:style w:type="table" w:default="1" w:styleId="a1">
@@ -2806,4 +3083,16 @@
     </a:ext>
   </a:extLst>
 </a:theme>
+</file>
+
+<file path=customXml/item1.xml><?xml version="1.0" encoding="utf-8"?>
+<b:Sources xmlns:b="http://schemas.openxmlformats.org/officeDocument/2006/bibliography" xmlns="http://schemas.openxmlformats.org/officeDocument/2006/bibliography" SelectedStyle="\APASixthEditionOfficeOnline.xsl" StyleName="APA" Version="6"/>
+</file>
+
+<file path=customXml/itemProps1.xml><?xml version="1.0" encoding="utf-8"?>
+<ds:datastoreItem xmlns:ds="http://schemas.openxmlformats.org/officeDocument/2006/customXml" ds:itemID="{07E2A7C4-1111-44B6-A456-4CB6E01EF8A8}">
+  <ds:schemaRefs>
+    <ds:schemaRef ds:uri="http://schemas.openxmlformats.org/officeDocument/2006/bibliography"/>
+  </ds:schemaRefs>
+</ds:datastoreItem>
 </file>